--- a/entrega/manuales/1 - Manual del mesero.docx
+++ b/entrega/manuales/1 - Manual del mesero.docx
@@ -296,7 +296,26 @@
         <w:rPr>
           <w:sz w:val="21"/>
         </w:rPr>
-        <w:t>Cuando lleve un plato a la mesa, pulse «Servir» en ese plato. Si ya llevó todo lo enviado, pulse «Todo entregado» y quedan marcados de una vez. No es burocracia: es lo que saca el plato de la pantalla de cocina —si se queda ahí, alguien termina preparándolo otra vez— y lo que le permite saber de un vistazo qué falta por salir cuando la mesa le pregunta.</w:t>
+        <w:t>Cada plato enviado tiene un botón verde «Entregado». Púlselo apenas lleve el plato a la mesa, aunque cocina todavía no lo haya marcado listo: el cocinero tiene las manos ocupadas y muchas veces no alcanza. Si ya llevó todo, use «Todo entregado», el botón verde de abajo, encima de «Agregar productos» y «Enviar». No es burocracia: es lo que saca el plato de la pantalla de cocina —si se queda ahí, alguien termina preparándolo otra vez— y lo que le permite saber de un vistazo qué falta por salir.</w:t>
+      </w:r>
+    </w:p>
+    <w:p>
+      <w:pPr>
+        <w:spacing w:before="260" w:after="60"/>
+      </w:pPr>
+      <w:r>
+        <w:rPr>
+          <w:b/>
+        </w:rPr>
+        <w:t>Cuánto falta para que salga</w:t>
+      </w:r>
+    </w:p>
+    <w:p>
+      <w:r>
+        <w:rPr>
+          <w:sz w:val="21"/>
+        </w:rPr>
+        <w:t>Cada turno muestra en grande los minutos que lleva contra el tiempo estimado —por ejemplo «18/25 min»—, con el mismo color que ve cocina: verde, amarillo y rojo, y una barra que se llena. Debajo dice «Faltan 7 min» o «5 min tarde». Cuando cocina ya sacó todo, se pone gris y dice «Listo para servir». Así le contesta a la mesa sin ir a preguntar.</w:t>
       </w:r>
     </w:p>
     <w:p>
@@ -629,7 +648,7 @@
               <w:rPr>
                 <w:sz w:val="19"/>
               </w:rPr>
-              <w:t>Púlsele «Servir», o «Todo entregado» en la mesa. Sale de la pantalla de cocina al instante y nadie lo vuelve a preparar.</w:t>
+              <w:t>Púlsele «Entregado», o «Todo entregado» abajo. Sale de la pantalla de cocina al instante y nadie lo vuelve a preparar.</w:t>
             </w:r>
           </w:p>
         </w:tc>
